--- a/flow/20230927_hours/тропарі-святкові/тропарі-святкові-04-НЮ.docx
+++ b/flow/20230927_hours/тропарі-святкові/тропарі-святкові-04-НЮ.docx
@@ -4,7 +4,7 @@
   <w:body>
     <w:p>
       <w:pPr>
-        <w:pStyle w:val="2"/>
+        <w:pStyle w:val="Heading2"/>
         <w:rPr>
           <w:rFonts w:ascii="Times New Roman" w:eastAsia="Times New Roman" w:hAnsi="Times New Roman" w:cs="Times New Roman"/>
           <w:b w:val="0"/>
@@ -37,7 +37,7 @@
     </w:p>
     <w:p>
       <w:pPr>
-        <w:pStyle w:val="2"/>
+        <w:pStyle w:val="Heading2"/>
         <w:rPr>
           <w:highlight w:val="white"/>
         </w:rPr>
@@ -46,13 +46,7 @@
         <w:rPr>
           <w:lang w:val="en-US"/>
         </w:rPr>
-        <w:t>2</w:t>
-      </w:r>
-      <w:r>
-        <w:rPr>
-          <w:lang w:val="en-US"/>
-        </w:rPr>
-        <w:t>6</w:t>
+        <w:t>26</w:t>
       </w:r>
       <w:r>
         <w:t xml:space="preserve"> квітня.</w:t>
@@ -127,51 +121,37 @@
           <w:color w:val="000000"/>
           <w:sz w:val="24"/>
           <w:szCs w:val="24"/>
-          <w:lang w:val="en-US"/>
-        </w:rPr>
-      </w:pPr>
-      <w:r>
-        <w:rPr>
-          <w:rFonts w:ascii="Times New Roman" w:eastAsia="Times New Roman" w:hAnsi="Times New Roman" w:cs="Times New Roman"/>
-          <w:i/>
-          <w:iCs/>
-          <w:color w:val="FF4400"/>
-          <w:sz w:val="24"/>
-          <w:szCs w:val="24"/>
-        </w:rPr>
-        <w:t>Кондак (г. 8):</w:t>
-      </w:r>
-      <w:r>
-        <w:rPr>
-          <w:rFonts w:ascii="Times New Roman" w:eastAsia="Times New Roman" w:hAnsi="Times New Roman" w:cs="Times New Roman"/>
-          <w:color w:val="000000"/>
-          <w:sz w:val="24"/>
-          <w:szCs w:val="24"/>
-        </w:rPr>
-        <w:t xml:space="preserve"> </w:t>
-      </w:r>
-      <w:r>
-        <w:rPr>
-          <w:rFonts w:ascii="Times New Roman" w:eastAsia="Times New Roman" w:hAnsi="Times New Roman" w:cs="Times New Roman"/>
-          <w:color w:val="000000"/>
-          <w:sz w:val="24"/>
-          <w:szCs w:val="24"/>
-          <w:lang w:val="en-US"/>
-        </w:rPr>
-        <w:t>Lorem ipsum</w:t>
-      </w:r>
-    </w:p>
-    <w:p>
-      <w:pPr>
-        <w:pStyle w:val="2"/>
+        </w:rPr>
+      </w:pPr>
+      <w:r>
+        <w:rPr>
+          <w:rFonts w:ascii="Times New Roman" w:eastAsia="Times New Roman" w:hAnsi="Times New Roman" w:cs="Times New Roman"/>
+          <w:i/>
+          <w:iCs/>
+          <w:color w:val="FF4400"/>
+          <w:sz w:val="24"/>
+          <w:szCs w:val="24"/>
+        </w:rPr>
+        <w:t xml:space="preserve">Кондак (г. 2): </w:t>
+      </w:r>
+      <w:r>
+        <w:rPr>
+          <w:rFonts w:ascii="Times New Roman" w:eastAsia="Times New Roman" w:hAnsi="Times New Roman" w:cs="Times New Roman"/>
+          <w:color w:val="000000"/>
+          <w:sz w:val="24"/>
+          <w:szCs w:val="24"/>
+        </w:rPr>
+        <w:t>Ра́дуватися мироно́сицям повелі́в Ти,* плач прама́тері Є́ви втихомири́в Ти воскресі́нням Твої́м, Хри́сте Бо́же,* апо́столам же Твої́м пропові́дувати повелі́в Ти:* Спас воскре́с із гро́бу.</w:t>
+      </w:r>
+    </w:p>
+    <w:p>
+      <w:pPr>
+        <w:pStyle w:val="Heading2"/>
         <w:rPr>
           <w:highlight w:val="white"/>
         </w:rPr>
       </w:pPr>
       <w:r>
-        <w:rPr>
-          <w:lang w:val="en-US"/>
-        </w:rPr>
         <w:t>2</w:t>
       </w:r>
       <w:r>
@@ -216,7 +196,6 @@
           <w:color w:val="FF4400"/>
           <w:sz w:val="24"/>
           <w:szCs w:val="24"/>
-          <w:lang w:val="en-US"/>
         </w:rPr>
         <w:t>2</w:t>
       </w:r>
@@ -250,51 +229,37 @@
           <w:color w:val="000000"/>
           <w:sz w:val="24"/>
           <w:szCs w:val="24"/>
-          <w:lang w:val="en-US"/>
-        </w:rPr>
-      </w:pPr>
-      <w:r>
-        <w:rPr>
-          <w:rFonts w:ascii="Times New Roman" w:eastAsia="Times New Roman" w:hAnsi="Times New Roman" w:cs="Times New Roman"/>
-          <w:i/>
-          <w:iCs/>
-          <w:color w:val="FF4400"/>
-          <w:sz w:val="24"/>
-          <w:szCs w:val="24"/>
-        </w:rPr>
-        <w:t>Кондак (г. 8):</w:t>
-      </w:r>
-      <w:r>
-        <w:rPr>
-          <w:rFonts w:ascii="Times New Roman" w:eastAsia="Times New Roman" w:hAnsi="Times New Roman" w:cs="Times New Roman"/>
-          <w:color w:val="000000"/>
-          <w:sz w:val="24"/>
-          <w:szCs w:val="24"/>
-        </w:rPr>
-        <w:t xml:space="preserve"> </w:t>
-      </w:r>
-      <w:r>
-        <w:rPr>
-          <w:rFonts w:ascii="Times New Roman" w:eastAsia="Times New Roman" w:hAnsi="Times New Roman" w:cs="Times New Roman"/>
-          <w:color w:val="000000"/>
-          <w:sz w:val="24"/>
-          <w:szCs w:val="24"/>
-          <w:lang w:val="en-US"/>
-        </w:rPr>
-        <w:t>Lorem ipsum</w:t>
-      </w:r>
-    </w:p>
-    <w:p>
-      <w:pPr>
-        <w:pStyle w:val="2"/>
+        </w:rPr>
+      </w:pPr>
+      <w:r>
+        <w:rPr>
+          <w:rFonts w:ascii="Times New Roman" w:eastAsia="Times New Roman" w:hAnsi="Times New Roman" w:cs="Times New Roman"/>
+          <w:i/>
+          <w:iCs/>
+          <w:color w:val="FF4400"/>
+          <w:sz w:val="24"/>
+          <w:szCs w:val="24"/>
+        </w:rPr>
+        <w:t xml:space="preserve">Кондак (г. 2): </w:t>
+      </w:r>
+      <w:r>
+        <w:rPr>
+          <w:rFonts w:ascii="Times New Roman" w:eastAsia="Times New Roman" w:hAnsi="Times New Roman" w:cs="Times New Roman"/>
+          <w:color w:val="000000"/>
+          <w:sz w:val="24"/>
+          <w:szCs w:val="24"/>
+        </w:rPr>
+        <w:t>Ра́дуватися мироно́сицям повелі́в Ти,* плач прама́тері Є́ви втихомири́в Ти воскресі́нням Твої́м, Хри́сте Бо́же,* апо́столам же Твої́м пропові́дувати повелі́в Ти:* Спас воскре́с із гро́бу.</w:t>
+      </w:r>
+    </w:p>
+    <w:p>
+      <w:pPr>
+        <w:pStyle w:val="Heading2"/>
         <w:rPr>
           <w:highlight w:val="white"/>
         </w:rPr>
       </w:pPr>
       <w:r>
-        <w:rPr>
-          <w:lang w:val="en-US"/>
-        </w:rPr>
         <w:t>2</w:t>
       </w:r>
       <w:r>
@@ -339,7 +304,6 @@
           <w:color w:val="FF4400"/>
           <w:sz w:val="24"/>
           <w:szCs w:val="24"/>
-          <w:lang w:val="en-US"/>
         </w:rPr>
         <w:t>2</w:t>
       </w:r>
@@ -373,51 +337,37 @@
           <w:color w:val="000000"/>
           <w:sz w:val="24"/>
           <w:szCs w:val="24"/>
-          <w:lang w:val="en-US"/>
-        </w:rPr>
-      </w:pPr>
-      <w:r>
-        <w:rPr>
-          <w:rFonts w:ascii="Times New Roman" w:eastAsia="Times New Roman" w:hAnsi="Times New Roman" w:cs="Times New Roman"/>
-          <w:i/>
-          <w:iCs/>
-          <w:color w:val="FF4400"/>
-          <w:sz w:val="24"/>
-          <w:szCs w:val="24"/>
-        </w:rPr>
-        <w:t>Кондак (г. 8):</w:t>
-      </w:r>
-      <w:r>
-        <w:rPr>
-          <w:rFonts w:ascii="Times New Roman" w:eastAsia="Times New Roman" w:hAnsi="Times New Roman" w:cs="Times New Roman"/>
-          <w:color w:val="000000"/>
-          <w:sz w:val="24"/>
-          <w:szCs w:val="24"/>
-        </w:rPr>
-        <w:t xml:space="preserve"> </w:t>
-      </w:r>
-      <w:r>
-        <w:rPr>
-          <w:rFonts w:ascii="Times New Roman" w:eastAsia="Times New Roman" w:hAnsi="Times New Roman" w:cs="Times New Roman"/>
-          <w:color w:val="000000"/>
-          <w:sz w:val="24"/>
-          <w:szCs w:val="24"/>
-          <w:lang w:val="en-US"/>
-        </w:rPr>
-        <w:t>Lorem ipsum</w:t>
-      </w:r>
-    </w:p>
-    <w:p>
-      <w:pPr>
-        <w:pStyle w:val="2"/>
+        </w:rPr>
+      </w:pPr>
+      <w:r>
+        <w:rPr>
+          <w:rFonts w:ascii="Times New Roman" w:eastAsia="Times New Roman" w:hAnsi="Times New Roman" w:cs="Times New Roman"/>
+          <w:i/>
+          <w:iCs/>
+          <w:color w:val="FF4400"/>
+          <w:sz w:val="24"/>
+          <w:szCs w:val="24"/>
+        </w:rPr>
+        <w:t xml:space="preserve">Кондак (г. 2): </w:t>
+      </w:r>
+      <w:r>
+        <w:rPr>
+          <w:rFonts w:ascii="Times New Roman" w:eastAsia="Times New Roman" w:hAnsi="Times New Roman" w:cs="Times New Roman"/>
+          <w:color w:val="000000"/>
+          <w:sz w:val="24"/>
+          <w:szCs w:val="24"/>
+        </w:rPr>
+        <w:t>Ра́дуватися мироно́сицям повелі́в Ти,* плач прама́тері Є́ви втихомири́в Ти воскресі́нням Твої́м, Хри́сте Бо́же,* апо́столам же Твої́м пропові́дувати повелі́в Ти:* Спас воскре́с із гро́бу.</w:t>
+      </w:r>
+    </w:p>
+    <w:p>
+      <w:pPr>
+        <w:pStyle w:val="Heading2"/>
         <w:rPr>
           <w:highlight w:val="white"/>
         </w:rPr>
       </w:pPr>
       <w:r>
-        <w:rPr>
-          <w:lang w:val="en-US"/>
-        </w:rPr>
         <w:t>2</w:t>
       </w:r>
       <w:r>
@@ -462,7 +412,6 @@
           <w:color w:val="FF4400"/>
           <w:sz w:val="24"/>
           <w:szCs w:val="24"/>
-          <w:lang w:val="en-US"/>
         </w:rPr>
         <w:t>2</w:t>
       </w:r>
@@ -496,43 +445,32 @@
           <w:color w:val="000000"/>
           <w:sz w:val="24"/>
           <w:szCs w:val="24"/>
-          <w:lang w:val="en-US"/>
-        </w:rPr>
-      </w:pPr>
-      <w:r>
-        <w:rPr>
-          <w:rFonts w:ascii="Times New Roman" w:eastAsia="Times New Roman" w:hAnsi="Times New Roman" w:cs="Times New Roman"/>
-          <w:i/>
-          <w:iCs/>
-          <w:color w:val="FF4400"/>
-          <w:sz w:val="24"/>
-          <w:szCs w:val="24"/>
-        </w:rPr>
-        <w:t>Кондак (г. 8):</w:t>
-      </w:r>
-      <w:r>
-        <w:rPr>
-          <w:rFonts w:ascii="Times New Roman" w:eastAsia="Times New Roman" w:hAnsi="Times New Roman" w:cs="Times New Roman"/>
-          <w:color w:val="000000"/>
-          <w:sz w:val="24"/>
-          <w:szCs w:val="24"/>
-        </w:rPr>
-        <w:t xml:space="preserve"> </w:t>
-      </w:r>
-      <w:r>
-        <w:rPr>
-          <w:rFonts w:ascii="Times New Roman" w:eastAsia="Times New Roman" w:hAnsi="Times New Roman" w:cs="Times New Roman"/>
-          <w:color w:val="000000"/>
-          <w:sz w:val="24"/>
-          <w:szCs w:val="24"/>
-          <w:lang w:val="en-US"/>
-        </w:rPr>
-        <w:t>Lorem ipsum</w:t>
-      </w:r>
-    </w:p>
-    <w:p>
-      <w:pPr>
-        <w:pStyle w:val="2"/>
+        </w:rPr>
+      </w:pPr>
+      <w:r>
+        <w:rPr>
+          <w:rFonts w:ascii="Times New Roman" w:eastAsia="Times New Roman" w:hAnsi="Times New Roman" w:cs="Times New Roman"/>
+          <w:i/>
+          <w:iCs/>
+          <w:color w:val="FF4400"/>
+          <w:sz w:val="24"/>
+          <w:szCs w:val="24"/>
+        </w:rPr>
+        <w:t xml:space="preserve">Кондак (г. 2): </w:t>
+      </w:r>
+      <w:r>
+        <w:rPr>
+          <w:rFonts w:ascii="Times New Roman" w:eastAsia="Times New Roman" w:hAnsi="Times New Roman" w:cs="Times New Roman"/>
+          <w:color w:val="000000"/>
+          <w:sz w:val="24"/>
+          <w:szCs w:val="24"/>
+        </w:rPr>
+        <w:t>Ра́дуватися мироно́сицям повелі́в Ти,* плач прама́тері Є́ви втихомири́в Ти воскресі́нням Твої́м, Хри́сте Бо́же,* апо́столам же Твої́м пропові́дувати повелі́в Ти:* Спас воскре́с із гро́бу.</w:t>
+      </w:r>
+    </w:p>
+    <w:p>
+      <w:pPr>
+        <w:pStyle w:val="Heading2"/>
         <w:rPr>
           <w:highlight w:val="white"/>
         </w:rPr>
@@ -579,7 +517,6 @@
           <w:color w:val="FF4400"/>
           <w:sz w:val="24"/>
           <w:szCs w:val="24"/>
-          <w:lang w:val="en-US"/>
         </w:rPr>
         <w:t>2</w:t>
       </w:r>
@@ -613,51 +550,38 @@
           <w:color w:val="000000"/>
           <w:sz w:val="24"/>
           <w:szCs w:val="24"/>
-          <w:lang w:val="en-US"/>
-        </w:rPr>
-      </w:pPr>
-      <w:r>
-        <w:rPr>
-          <w:rFonts w:ascii="Times New Roman" w:eastAsia="Times New Roman" w:hAnsi="Times New Roman" w:cs="Times New Roman"/>
-          <w:i/>
-          <w:iCs/>
-          <w:color w:val="FF4400"/>
-          <w:sz w:val="24"/>
-          <w:szCs w:val="24"/>
-        </w:rPr>
-        <w:t>Кондак (г. 8):</w:t>
-      </w:r>
-      <w:r>
-        <w:rPr>
-          <w:rFonts w:ascii="Times New Roman" w:eastAsia="Times New Roman" w:hAnsi="Times New Roman" w:cs="Times New Roman"/>
-          <w:color w:val="000000"/>
-          <w:sz w:val="24"/>
-          <w:szCs w:val="24"/>
-        </w:rPr>
-        <w:t xml:space="preserve"> </w:t>
-      </w:r>
-      <w:r>
-        <w:rPr>
-          <w:rFonts w:ascii="Times New Roman" w:eastAsia="Times New Roman" w:hAnsi="Times New Roman" w:cs="Times New Roman"/>
-          <w:color w:val="000000"/>
-          <w:sz w:val="24"/>
-          <w:szCs w:val="24"/>
-          <w:lang w:val="en-US"/>
-        </w:rPr>
-        <w:t>Lorem ipsum</w:t>
-      </w:r>
-    </w:p>
-    <w:p>
-      <w:pPr>
-        <w:pStyle w:val="2"/>
+        </w:rPr>
+      </w:pPr>
+      <w:r>
+        <w:rPr>
+          <w:rFonts w:ascii="Times New Roman" w:eastAsia="Times New Roman" w:hAnsi="Times New Roman" w:cs="Times New Roman"/>
+          <w:i/>
+          <w:iCs/>
+          <w:color w:val="FF4400"/>
+          <w:sz w:val="24"/>
+          <w:szCs w:val="24"/>
+        </w:rPr>
+        <w:t xml:space="preserve">Кондак (г. 2): </w:t>
+      </w:r>
+      <w:r>
+        <w:rPr>
+          <w:rFonts w:ascii="Times New Roman" w:eastAsia="Times New Roman" w:hAnsi="Times New Roman" w:cs="Times New Roman"/>
+          <w:color w:val="000000"/>
+          <w:sz w:val="24"/>
+          <w:szCs w:val="24"/>
+        </w:rPr>
+        <w:t>Ра́дуватися мироно́сицям повелі́в Ти,* плач прама́тері Є́ви втихомири́в Ти воскресі́нням Твої́м, Хри́сте Бо́же,* апо́столам же Твої́м пропові́дувати повелі́в Ти:* Спас воскре́с із гро́бу.</w:t>
+      </w:r>
+    </w:p>
+    <w:p>
+      <w:pPr>
+        <w:pStyle w:val="Heading2"/>
         <w:rPr>
           <w:highlight w:val="white"/>
         </w:rPr>
       </w:pPr>
       <w:r>
-        <w:rPr>
-          <w:lang w:val="en-US"/>
-        </w:rPr>
+        <w:lastRenderedPageBreak/>
         <w:t>24</w:t>
       </w:r>
       <w:r>
@@ -699,7 +623,6 @@
           <w:color w:val="FF4400"/>
           <w:sz w:val="24"/>
           <w:szCs w:val="24"/>
-          <w:lang w:val="en-US"/>
         </w:rPr>
         <w:t>2</w:t>
       </w:r>
@@ -733,52 +656,37 @@
           <w:color w:val="000000"/>
           <w:sz w:val="24"/>
           <w:szCs w:val="24"/>
-          <w:lang w:val="en-US"/>
-        </w:rPr>
-      </w:pPr>
-      <w:r>
-        <w:rPr>
-          <w:rFonts w:ascii="Times New Roman" w:eastAsia="Times New Roman" w:hAnsi="Times New Roman" w:cs="Times New Roman"/>
-          <w:i/>
-          <w:iCs/>
-          <w:color w:val="FF4400"/>
-          <w:sz w:val="24"/>
-          <w:szCs w:val="24"/>
-        </w:rPr>
-        <w:t>Кондак (г. 8):</w:t>
-      </w:r>
-      <w:r>
-        <w:rPr>
-          <w:rFonts w:ascii="Times New Roman" w:eastAsia="Times New Roman" w:hAnsi="Times New Roman" w:cs="Times New Roman"/>
-          <w:color w:val="000000"/>
-          <w:sz w:val="24"/>
-          <w:szCs w:val="24"/>
-        </w:rPr>
-        <w:t xml:space="preserve"> </w:t>
-      </w:r>
-      <w:r>
-        <w:rPr>
-          <w:rFonts w:ascii="Times New Roman" w:eastAsia="Times New Roman" w:hAnsi="Times New Roman" w:cs="Times New Roman"/>
-          <w:color w:val="000000"/>
-          <w:sz w:val="24"/>
-          <w:szCs w:val="24"/>
-          <w:lang w:val="en-US"/>
-        </w:rPr>
-        <w:t>Lorem ipsum</w:t>
-      </w:r>
-    </w:p>
-    <w:p>
-      <w:pPr>
-        <w:pStyle w:val="2"/>
+        </w:rPr>
+      </w:pPr>
+      <w:r>
+        <w:rPr>
+          <w:rFonts w:ascii="Times New Roman" w:eastAsia="Times New Roman" w:hAnsi="Times New Roman" w:cs="Times New Roman"/>
+          <w:i/>
+          <w:iCs/>
+          <w:color w:val="FF4400"/>
+          <w:sz w:val="24"/>
+          <w:szCs w:val="24"/>
+        </w:rPr>
+        <w:t xml:space="preserve">Кондак (г. 2): </w:t>
+      </w:r>
+      <w:r>
+        <w:rPr>
+          <w:rFonts w:ascii="Times New Roman" w:eastAsia="Times New Roman" w:hAnsi="Times New Roman" w:cs="Times New Roman"/>
+          <w:color w:val="000000"/>
+          <w:sz w:val="24"/>
+          <w:szCs w:val="24"/>
+        </w:rPr>
+        <w:t>Ра́дуватися мироно́сицям повелі́в Ти,* плач прама́тері Є́ви втихомири́в Ти воскресі́нням Твої́м, Хри́сте Бо́же,* апо́столам же Твої́м пропові́дувати повелі́в Ти:* Спас воскре́с із гро́бу.</w:t>
+      </w:r>
+    </w:p>
+    <w:p>
+      <w:pPr>
+        <w:pStyle w:val="Heading2"/>
         <w:rPr>
           <w:highlight w:val="white"/>
         </w:rPr>
       </w:pPr>
       <w:r>
-        <w:rPr>
-          <w:lang w:val="en-US"/>
-        </w:rPr>
-        <w:lastRenderedPageBreak/>
         <w:t>25</w:t>
       </w:r>
       <w:r>
@@ -820,7 +728,6 @@
           <w:color w:val="FF4400"/>
           <w:sz w:val="24"/>
           <w:szCs w:val="24"/>
-          <w:lang w:val="en-US"/>
         </w:rPr>
         <w:t>2</w:t>
       </w:r>
@@ -854,59 +761,28 @@
           <w:color w:val="000000"/>
           <w:sz w:val="24"/>
           <w:szCs w:val="24"/>
-          <w:lang w:val="en-US"/>
-        </w:rPr>
-      </w:pPr>
-      <w:r>
-        <w:rPr>
-          <w:rFonts w:ascii="Times New Roman" w:eastAsia="Times New Roman" w:hAnsi="Times New Roman" w:cs="Times New Roman"/>
-          <w:i/>
-          <w:iCs/>
-          <w:color w:val="FF4400"/>
-          <w:sz w:val="24"/>
-          <w:szCs w:val="24"/>
-        </w:rPr>
-        <w:t>Кондак (г. 8):</w:t>
-      </w:r>
-      <w:r>
-        <w:rPr>
-          <w:rFonts w:ascii="Times New Roman" w:eastAsia="Times New Roman" w:hAnsi="Times New Roman" w:cs="Times New Roman"/>
-          <w:color w:val="000000"/>
-          <w:sz w:val="24"/>
-          <w:szCs w:val="24"/>
-        </w:rPr>
-        <w:t xml:space="preserve"> </w:t>
-      </w:r>
-      <w:r>
-        <w:rPr>
-          <w:rFonts w:ascii="Times New Roman" w:eastAsia="Times New Roman" w:hAnsi="Times New Roman" w:cs="Times New Roman"/>
-          <w:color w:val="000000"/>
-          <w:sz w:val="24"/>
-          <w:szCs w:val="24"/>
-          <w:lang w:val="en-US"/>
-        </w:rPr>
-        <w:t>Lorem ipsum</w:t>
-      </w:r>
-    </w:p>
-    <w:p>
-      <w:pPr>
-        <w:pBdr>
-          <w:top w:val="nil"/>
-          <w:left w:val="nil"/>
-          <w:bottom w:val="nil"/>
-          <w:right w:val="nil"/>
-          <w:between w:val="nil"/>
-        </w:pBdr>
-        <w:spacing w:after="120"/>
-        <w:jc w:val="center"/>
-        <w:rPr>
-          <w:rFonts w:ascii="Times New Roman" w:eastAsia="Times New Roman" w:hAnsi="Times New Roman" w:cs="Times New Roman"/>
-          <w:color w:val="FF0000"/>
-          <w:sz w:val="24"/>
-          <w:szCs w:val="24"/>
-          <w:highlight w:val="white"/>
-        </w:rPr>
-      </w:pPr>
+        </w:rPr>
+      </w:pPr>
+      <w:r>
+        <w:rPr>
+          <w:rFonts w:ascii="Times New Roman" w:eastAsia="Times New Roman" w:hAnsi="Times New Roman" w:cs="Times New Roman"/>
+          <w:i/>
+          <w:iCs/>
+          <w:color w:val="FF4400"/>
+          <w:sz w:val="24"/>
+          <w:szCs w:val="24"/>
+        </w:rPr>
+        <w:t xml:space="preserve">Кондак (г. 2): </w:t>
+      </w:r>
+      <w:r>
+        <w:rPr>
+          <w:rFonts w:ascii="Times New Roman" w:eastAsia="Times New Roman" w:hAnsi="Times New Roman" w:cs="Times New Roman"/>
+          <w:color w:val="000000"/>
+          <w:sz w:val="24"/>
+          <w:szCs w:val="24"/>
+        </w:rPr>
+        <w:t>Ра́дуватися мироно́сицям повелі́в Ти,* плач прама́тері Є́ви втихомири́в Ти воскресі́нням Твої́м, Хри́сте Бо́же,* апо́столам же Твої́м пропові́дувати повелі́в Ти:* Спас воскре́с із гро́бу.</w:t>
+      </w:r>
     </w:p>
     <w:sectPr>
       <w:pgSz w:w="11906" w:h="16838"/>
@@ -1307,14 +1183,14 @@
     <w:lsdException w:name="Unresolved Mention" w:semiHidden="1" w:unhideWhenUsed="1"/>
     <w:lsdException w:name="Smart Link" w:semiHidden="1" w:unhideWhenUsed="1"/>
   </w:latentStyles>
-  <w:style w:type="paragraph" w:default="1" w:styleId="a">
+  <w:style w:type="paragraph" w:default="1" w:styleId="Normal">
     <w:name w:val="Normal"/>
     <w:qFormat/>
   </w:style>
-  <w:style w:type="paragraph" w:styleId="1">
+  <w:style w:type="paragraph" w:styleId="Heading1">
     <w:name w:val="heading 1"/>
-    <w:basedOn w:val="a"/>
-    <w:next w:val="a"/>
+    <w:basedOn w:val="Normal"/>
+    <w:next w:val="Normal"/>
     <w:uiPriority w:val="9"/>
     <w:qFormat/>
     <w:pPr>
@@ -1329,10 +1205,10 @@
       <w:szCs w:val="48"/>
     </w:rPr>
   </w:style>
-  <w:style w:type="paragraph" w:styleId="2">
+  <w:style w:type="paragraph" w:styleId="Heading2">
     <w:name w:val="heading 2"/>
-    <w:basedOn w:val="a"/>
-    <w:next w:val="a"/>
+    <w:basedOn w:val="Normal"/>
+    <w:next w:val="Normal"/>
     <w:uiPriority w:val="9"/>
     <w:unhideWhenUsed/>
     <w:qFormat/>
@@ -1348,10 +1224,10 @@
       <w:szCs w:val="36"/>
     </w:rPr>
   </w:style>
-  <w:style w:type="paragraph" w:styleId="3">
+  <w:style w:type="paragraph" w:styleId="Heading3">
     <w:name w:val="heading 3"/>
-    <w:basedOn w:val="a"/>
-    <w:next w:val="a"/>
+    <w:basedOn w:val="Normal"/>
+    <w:next w:val="Normal"/>
     <w:uiPriority w:val="9"/>
     <w:unhideWhenUsed/>
     <w:qFormat/>
@@ -1367,10 +1243,10 @@
       <w:szCs w:val="28"/>
     </w:rPr>
   </w:style>
-  <w:style w:type="paragraph" w:styleId="4">
+  <w:style w:type="paragraph" w:styleId="Heading4">
     <w:name w:val="heading 4"/>
-    <w:basedOn w:val="a"/>
-    <w:next w:val="a"/>
+    <w:basedOn w:val="Normal"/>
+    <w:next w:val="Normal"/>
     <w:uiPriority w:val="9"/>
     <w:semiHidden/>
     <w:unhideWhenUsed/>
@@ -1387,10 +1263,10 @@
       <w:szCs w:val="24"/>
     </w:rPr>
   </w:style>
-  <w:style w:type="paragraph" w:styleId="5">
+  <w:style w:type="paragraph" w:styleId="Heading5">
     <w:name w:val="heading 5"/>
-    <w:basedOn w:val="a"/>
-    <w:next w:val="a"/>
+    <w:basedOn w:val="Normal"/>
+    <w:next w:val="Normal"/>
     <w:uiPriority w:val="9"/>
     <w:semiHidden/>
     <w:unhideWhenUsed/>
@@ -1407,10 +1283,10 @@
       <w:szCs w:val="22"/>
     </w:rPr>
   </w:style>
-  <w:style w:type="paragraph" w:styleId="6">
+  <w:style w:type="paragraph" w:styleId="Heading6">
     <w:name w:val="heading 6"/>
-    <w:basedOn w:val="a"/>
-    <w:next w:val="a"/>
+    <w:basedOn w:val="Normal"/>
+    <w:next w:val="Normal"/>
     <w:uiPriority w:val="9"/>
     <w:semiHidden/>
     <w:unhideWhenUsed/>
@@ -1425,13 +1301,13 @@
       <w:b/>
     </w:rPr>
   </w:style>
-  <w:style w:type="character" w:default="1" w:styleId="a0">
+  <w:style w:type="character" w:default="1" w:styleId="DefaultParagraphFont">
     <w:name w:val="Default Paragraph Font"/>
     <w:uiPriority w:val="1"/>
     <w:semiHidden/>
     <w:unhideWhenUsed/>
   </w:style>
-  <w:style w:type="table" w:default="1" w:styleId="a1">
+  <w:style w:type="table" w:default="1" w:styleId="TableNormal">
     <w:name w:val="Normal Table"/>
     <w:uiPriority w:val="99"/>
     <w:semiHidden/>
@@ -1446,7 +1322,7 @@
       </w:tblCellMar>
     </w:tblPr>
   </w:style>
-  <w:style w:type="numbering" w:default="1" w:styleId="a2">
+  <w:style w:type="numbering" w:default="1" w:styleId="NoList">
     <w:name w:val="No List"/>
     <w:uiPriority w:val="99"/>
     <w:semiHidden/>
@@ -1463,10 +1339,10 @@
       </w:tblCellMar>
     </w:tblPr>
   </w:style>
-  <w:style w:type="paragraph" w:styleId="a3">
+  <w:style w:type="paragraph" w:styleId="Title">
     <w:name w:val="Title"/>
-    <w:basedOn w:val="a"/>
-    <w:next w:val="a"/>
+    <w:basedOn w:val="Normal"/>
+    <w:next w:val="Normal"/>
     <w:uiPriority w:val="10"/>
     <w:qFormat/>
     <w:pPr>
@@ -1480,10 +1356,10 @@
       <w:szCs w:val="72"/>
     </w:rPr>
   </w:style>
-  <w:style w:type="paragraph" w:styleId="a4">
+  <w:style w:type="paragraph" w:styleId="Subtitle">
     <w:name w:val="Subtitle"/>
-    <w:basedOn w:val="a"/>
-    <w:next w:val="a"/>
+    <w:basedOn w:val="Normal"/>
+    <w:next w:val="Normal"/>
     <w:uiPriority w:val="11"/>
     <w:qFormat/>
     <w:pPr>
@@ -1499,9 +1375,9 @@
       <w:szCs w:val="48"/>
     </w:rPr>
   </w:style>
-  <w:style w:type="paragraph" w:styleId="a5">
+  <w:style w:type="paragraph" w:styleId="NormalWeb">
     <w:name w:val="Normal (Web)"/>
-    <w:basedOn w:val="a"/>
+    <w:basedOn w:val="Normal"/>
     <w:uiPriority w:val="99"/>
     <w:semiHidden/>
     <w:unhideWhenUsed/>
